--- a/AI Use Declaration Form.docx
+++ b/AI Use Declaration Form.docx
@@ -1,6 +1,6 @@
 
 <file path=word/document.xml><?xml version="1.0" encoding="utf-8"?>
-<w:document xmlns:wpc="http://schemas.microsoft.com/office/word/2010/wordprocessingCanvas" xmlns:cx="http://schemas.microsoft.com/office/drawing/2014/chartex" xmlns:cx1="http://schemas.microsoft.com/office/drawing/2015/9/8/chartex" xmlns:cx2="http://schemas.microsoft.com/office/drawing/2015/10/21/chartex" xmlns:cx3="http://schemas.microsoft.com/office/drawing/2016/5/9/chartex" xmlns:cx4="http://schemas.microsoft.com/office/drawing/2016/5/10/chartex" xmlns:cx5="http://schemas.microsoft.com/office/drawing/2016/5/11/chartex" xmlns:cx6="http://schemas.microsoft.com/office/drawing/2016/5/12/chartex" xmlns:cx7="http://schemas.microsoft.com/office/drawing/2016/5/13/chartex" xmlns:cx8="http://schemas.microsoft.com/office/drawing/2016/5/14/chartex" xmlns:mc="http://schemas.openxmlformats.org/markup-compatibility/2006" xmlns:aink="http://schemas.microsoft.com/office/drawing/2016/ink" xmlns:am3d="http://schemas.microsoft.com/office/drawing/2017/model3d" xmlns:o="urn:schemas-microsoft-com:office:office" xmlns:oel="http://schemas.microsoft.com/office/2019/extlst" xmlns:r="http://schemas.openxmlformats.org/officeDocument/2006/relationships" xmlns:m="http://schemas.openxmlformats.org/officeDocument/2006/math" xmlns:v="urn:schemas-microsoft-com:vml" xmlns:wp14="http://schemas.microsoft.com/office/word/2010/wordprocessingDrawing" xmlns:wp="http://schemas.openxmlformats.org/drawingml/2006/wordprocessingDrawing" xmlns:w10="urn:schemas-microsoft-com:office:word" xmlns:w="http://schemas.openxmlformats.org/wordprocessingml/2006/main" xmlns:w14="http://schemas.microsoft.com/office/word/2010/wordml" xmlns:w15="http://schemas.microsoft.com/office/word/2012/wordml" xmlns:w16cex="http://schemas.microsoft.com/office/word/2018/wordml/cex" xmlns:w16cid="http://schemas.microsoft.com/office/word/2016/wordml/cid" xmlns:w16="http://schemas.microsoft.com/office/word/2018/wordml" xmlns:w16sdtdh="http://schemas.microsoft.com/office/word/2020/wordml/sdtdatahash" xmlns:w16se="http://schemas.microsoft.com/office/word/2015/wordml/symex" xmlns:wpg="http://schemas.microsoft.com/office/word/2010/wordprocessingGroup" xmlns:wpi="http://schemas.microsoft.com/office/word/2010/wordprocessingInk" xmlns:wne="http://schemas.microsoft.com/office/word/2006/wordml" xmlns:wps="http://schemas.microsoft.com/office/word/2010/wordprocessingShape" mc:Ignorable="w14 w15 w16se w16cid w16 w16cex w16sdtdh wp14">
+<w:document xmlns:wpc="http://schemas.microsoft.com/office/word/2010/wordprocessingCanvas" xmlns:cx="http://schemas.microsoft.com/office/drawing/2014/chartex" xmlns:cx1="http://schemas.microsoft.com/office/drawing/2015/9/8/chartex" xmlns:cx2="http://schemas.microsoft.com/office/drawing/2015/10/21/chartex" xmlns:cx3="http://schemas.microsoft.com/office/drawing/2016/5/9/chartex" xmlns:cx4="http://schemas.microsoft.com/office/drawing/2016/5/10/chartex" xmlns:cx5="http://schemas.microsoft.com/office/drawing/2016/5/11/chartex" xmlns:cx6="http://schemas.microsoft.com/office/drawing/2016/5/12/chartex" xmlns:cx7="http://schemas.microsoft.com/office/drawing/2016/5/13/chartex" xmlns:cx8="http://schemas.microsoft.com/office/drawing/2016/5/14/chartex" xmlns:mc="http://schemas.openxmlformats.org/markup-compatibility/2006" xmlns:aink="http://schemas.microsoft.com/office/drawing/2016/ink" xmlns:am3d="http://schemas.microsoft.com/office/drawing/2017/model3d" xmlns:o="urn:schemas-microsoft-com:office:office" xmlns:oel="http://schemas.microsoft.com/office/2019/extlst" xmlns:r="http://schemas.openxmlformats.org/officeDocument/2006/relationships" xmlns:m="http://schemas.openxmlformats.org/officeDocument/2006/math" xmlns:v="urn:schemas-microsoft-com:vml" xmlns:wp14="http://schemas.microsoft.com/office/word/2010/wordprocessingDrawing" xmlns:wp="http://schemas.openxmlformats.org/drawingml/2006/wordprocessingDrawing" xmlns:w10="urn:schemas-microsoft-com:office:word" xmlns:w="http://schemas.openxmlformats.org/wordprocessingml/2006/main" xmlns:w14="http://schemas.microsoft.com/office/word/2010/wordml" xmlns:w15="http://schemas.microsoft.com/office/word/2012/wordml" xmlns:w16cex="http://schemas.microsoft.com/office/word/2018/wordml/cex" xmlns:w16cid="http://schemas.microsoft.com/office/word/2016/wordml/cid" xmlns:w16="http://schemas.microsoft.com/office/word/2018/wordml" xmlns:w16du="http://schemas.microsoft.com/office/word/2023/wordml/word16du" xmlns:w16sdtdh="http://schemas.microsoft.com/office/word/2020/wordml/sdtdatahash" xmlns:w16sdtfl="http://schemas.microsoft.com/office/word/2024/wordml/sdtformatlock" xmlns:w16se="http://schemas.microsoft.com/office/word/2015/wordml/symex" xmlns:wpg="http://schemas.microsoft.com/office/word/2010/wordprocessingGroup" xmlns:wpi="http://schemas.microsoft.com/office/word/2010/wordprocessingInk" xmlns:wne="http://schemas.microsoft.com/office/word/2006/wordml" xmlns:wps="http://schemas.microsoft.com/office/word/2010/wordprocessingShape" mc:Ignorable="w14 w15 w16se w16cid w16 w16cex w16sdtdh w16sdtfl w16du wp14">
   <w:body>
     <w:p>
       <w:pPr>
@@ -77,7 +77,19 @@
         <w:rPr>
           <w:rFonts w:ascii="Times New Roman" w:hAnsi="Times New Roman" w:cs="Times New Roman"/>
         </w:rPr>
-        <w:t xml:space="preserve"> ___________________________________________</w:t>
+        <w:t xml:space="preserve"> _____</w:t>
+      </w:r>
+      <w:r>
+        <w:rPr>
+          <w:rFonts w:ascii="Times New Roman" w:hAnsi="Times New Roman" w:cs="Times New Roman"/>
+        </w:rPr>
+        <w:t>Daniel Ekpale</w:t>
+      </w:r>
+      <w:r>
+        <w:rPr>
+          <w:rFonts w:ascii="Times New Roman" w:hAnsi="Times New Roman" w:cs="Times New Roman"/>
+        </w:rPr>
+        <w:t>______________________________________</w:t>
       </w:r>
       <w:r>
         <w:rPr>
@@ -103,7 +115,19 @@
         <w:rPr>
           <w:rFonts w:ascii="Times New Roman" w:hAnsi="Times New Roman" w:cs="Times New Roman"/>
         </w:rPr>
-        <w:t xml:space="preserve"> ___________________________________________</w:t>
+        <w:t xml:space="preserve"> _________</w:t>
+      </w:r>
+      <w:r>
+        <w:rPr>
+          <w:rFonts w:ascii="Times New Roman" w:hAnsi="Times New Roman" w:cs="Times New Roman"/>
+        </w:rPr>
+        <w:t>26372028</w:t>
+      </w:r>
+      <w:r>
+        <w:rPr>
+          <w:rFonts w:ascii="Times New Roman" w:hAnsi="Times New Roman" w:cs="Times New Roman"/>
+        </w:rPr>
+        <w:t>__________________________________</w:t>
       </w:r>
       <w:r>
         <w:rPr>
@@ -129,7 +153,25 @@
         <w:rPr>
           <w:rFonts w:ascii="Times New Roman" w:hAnsi="Times New Roman" w:cs="Times New Roman"/>
         </w:rPr>
-        <w:t xml:space="preserve"> ___________________________________________</w:t>
+        <w:t xml:space="preserve"> ___</w:t>
+      </w:r>
+      <w:r>
+        <w:t xml:space="preserve"> </w:t>
+      </w:r>
+      <w:hyperlink r:id="rId4" w:tgtFrame="_blank" w:history="1">
+        <w:r>
+          <w:rPr>
+            <w:rStyle w:val="Hyperlink"/>
+            <w:rFonts w:ascii="Times New Roman" w:hAnsi="Times New Roman" w:cs="Times New Roman"/>
+          </w:rPr>
+          <w:t>https://github.com/dani-ekpale/ai-course-lab0</w:t>
+        </w:r>
+      </w:hyperlink>
+      <w:r>
+        <w:rPr>
+          <w:rFonts w:ascii="Times New Roman" w:hAnsi="Times New Roman" w:cs="Times New Roman"/>
+        </w:rPr>
+        <w:t>________________________________________</w:t>
       </w:r>
       <w:r>
         <w:rPr>
@@ -149,7 +191,32 @@
         <w:rPr>
           <w:rFonts w:ascii="Times New Roman" w:hAnsi="Times New Roman" w:cs="Times New Roman"/>
         </w:rPr>
-        <w:t xml:space="preserve"> ___________________________________________</w:t>
+        <w:t xml:space="preserve"> ________</w:t>
+      </w:r>
+      <w:r>
+        <w:rPr>
+          <w:rFonts w:ascii="Times New Roman" w:hAnsi="Times New Roman" w:cs="Times New Roman"/>
+        </w:rPr>
+        <w:t>5</w:t>
+      </w:r>
+      <w:r>
+        <w:rPr>
+          <w:rFonts w:ascii="Times New Roman" w:hAnsi="Times New Roman" w:cs="Times New Roman"/>
+          <w:vertAlign w:val="superscript"/>
+        </w:rPr>
+        <w:t>th</w:t>
+      </w:r>
+      <w:r>
+        <w:rPr>
+          <w:rFonts w:ascii="Times New Roman" w:hAnsi="Times New Roman" w:cs="Times New Roman"/>
+        </w:rPr>
+        <w:t xml:space="preserve"> June,2026.</w:t>
+      </w:r>
+      <w:r>
+        <w:rPr>
+          <w:rFonts w:ascii="Times New Roman" w:hAnsi="Times New Roman" w:cs="Times New Roman"/>
+        </w:rPr>
+        <w:t>___________________________________</w:t>
       </w:r>
       <w:r>
         <w:rPr>
@@ -275,6 +342,14 @@
                 <w:bCs/>
               </w:rPr>
             </w:pPr>
+            <w:r>
+              <w:rPr>
+                <w:rFonts w:ascii="Times New Roman" w:hAnsi="Times New Roman" w:cs="Times New Roman"/>
+                <w:b/>
+                <w:bCs/>
+              </w:rPr>
+              <w:t>YES</w:t>
+            </w:r>
           </w:p>
         </w:tc>
       </w:tr>
@@ -317,7 +392,13 @@
               <w:rPr>
                 <w:rFonts w:ascii="Times New Roman" w:hAnsi="Times New Roman" w:cs="Times New Roman"/>
               </w:rPr>
-              <w:t xml:space="preserve"> %</w:t>
+              <w:t xml:space="preserve"> </w:t>
+            </w:r>
+            <w:r>
+              <w:rPr>
+                <w:rFonts w:ascii="Times New Roman" w:hAnsi="Times New Roman" w:cs="Times New Roman"/>
+              </w:rPr>
+              <w:t>12-19%</w:t>
             </w:r>
           </w:p>
         </w:tc>
@@ -357,6 +438,14 @@
                 <w:bCs/>
               </w:rPr>
             </w:pPr>
+            <w:r>
+              <w:rPr>
+                <w:rFonts w:ascii="Times New Roman" w:hAnsi="Times New Roman" w:cs="Times New Roman"/>
+                <w:b/>
+                <w:bCs/>
+              </w:rPr>
+              <w:t>YES</w:t>
+            </w:r>
           </w:p>
         </w:tc>
       </w:tr>
@@ -530,6 +619,12 @@
                 <w:rFonts w:ascii="Times New Roman" w:hAnsi="Times New Roman" w:cs="Times New Roman"/>
               </w:rPr>
             </w:pPr>
+            <w:r>
+              <w:rPr>
+                <w:rFonts w:ascii="Times New Roman" w:hAnsi="Times New Roman" w:cs="Times New Roman"/>
+              </w:rPr>
+              <w:t xml:space="preserve">Gemini </w:t>
+            </w:r>
           </w:p>
         </w:tc>
         <w:tc>
@@ -543,6 +638,12 @@
                 <w:rFonts w:ascii="Times New Roman" w:hAnsi="Times New Roman" w:cs="Times New Roman"/>
               </w:rPr>
             </w:pPr>
+            <w:r>
+              <w:rPr>
+                <w:rFonts w:ascii="Times New Roman" w:hAnsi="Times New Roman" w:cs="Times New Roman"/>
+              </w:rPr>
+              <w:t>Ex. 4 Task 3 breakdown and assistance</w:t>
+            </w:r>
           </w:p>
         </w:tc>
         <w:tc>
@@ -554,6 +655,100 @@
             <w:pPr>
               <w:rPr>
                 <w:rFonts w:ascii="Times New Roman" w:hAnsi="Times New Roman" w:cs="Times New Roman"/>
+                <w:lang w:val="en-GH"/>
+              </w:rPr>
+            </w:pPr>
+            <w:r>
+              <w:rPr>
+                <w:rFonts w:ascii="Times New Roman" w:hAnsi="Times New Roman" w:cs="Times New Roman"/>
+                <w:b/>
+                <w:bCs/>
+                <w:lang w:val="en-GH"/>
+              </w:rPr>
+              <w:t xml:space="preserve">I have a math formula for linear regression: $\theta = (X^T </w:t>
+            </w:r>
+            <w:proofErr w:type="gramStart"/>
+            <w:r>
+              <w:rPr>
+                <w:rFonts w:ascii="Times New Roman" w:hAnsi="Times New Roman" w:cs="Times New Roman"/>
+                <w:b/>
+                <w:bCs/>
+                <w:lang w:val="en-GH"/>
+              </w:rPr>
+              <w:t>X)^</w:t>
+            </w:r>
+            <w:proofErr w:type="gramEnd"/>
+            <w:r>
+              <w:rPr>
+                <w:rFonts w:ascii="Times New Roman" w:hAnsi="Times New Roman" w:cs="Times New Roman"/>
+                <w:b/>
+                <w:bCs/>
+                <w:lang w:val="en-GH"/>
+              </w:rPr>
+              <w:t xml:space="preserve">{-1} X^T y$. Our class notes show the basic commands for transpose </w:t>
+            </w:r>
+            <w:proofErr w:type="gramStart"/>
+            <w:r>
+              <w:rPr>
+                <w:rFonts w:ascii="Times New Roman" w:hAnsi="Times New Roman" w:cs="Times New Roman"/>
+                <w:b/>
+                <w:bCs/>
+                <w:lang w:val="en-GH"/>
+              </w:rPr>
+              <w:t>(.T</w:t>
+            </w:r>
+            <w:proofErr w:type="gramEnd"/>
+            <w:r>
+              <w:rPr>
+                <w:rFonts w:ascii="Times New Roman" w:hAnsi="Times New Roman" w:cs="Times New Roman"/>
+                <w:b/>
+                <w:bCs/>
+                <w:lang w:val="en-GH"/>
+              </w:rPr>
+              <w:t>), multiplication (@), and inverse (</w:t>
+            </w:r>
+            <w:proofErr w:type="spellStart"/>
+            <w:r>
+              <w:rPr>
+                <w:rFonts w:ascii="Times New Roman" w:hAnsi="Times New Roman" w:cs="Times New Roman"/>
+                <w:b/>
+                <w:bCs/>
+                <w:lang w:val="en-GH"/>
+              </w:rPr>
+              <w:t>np.linalg.inv</w:t>
+            </w:r>
+            <w:proofErr w:type="spellEnd"/>
+            <w:r>
+              <w:rPr>
+                <w:rFonts w:ascii="Times New Roman" w:hAnsi="Times New Roman" w:cs="Times New Roman"/>
+                <w:b/>
+                <w:bCs/>
+                <w:lang w:val="en-GH"/>
+              </w:rPr>
+              <w:t xml:space="preserve">), but not how to combine them. Can you show me how to write </w:t>
+            </w:r>
+            <w:r>
+              <w:rPr>
+                <w:rFonts w:ascii="Times New Roman" w:hAnsi="Times New Roman" w:cs="Times New Roman"/>
+                <w:b/>
+                <w:bCs/>
+                <w:lang w:val="en-GH"/>
+              </w:rPr>
+              <w:lastRenderedPageBreak/>
+              <w:t>this step-by-step using separate, clearly named intermediate variables instead of jamming it all into one long line?</w:t>
+            </w:r>
+            <w:r>
+              <w:rPr>
+                <w:rFonts w:ascii="Times New Roman" w:hAnsi="Times New Roman" w:cs="Times New Roman"/>
+                <w:lang w:val="en-GH"/>
+              </w:rPr>
+              <w:t>"</w:t>
+            </w:r>
+          </w:p>
+          <w:p>
+            <w:pPr>
+              <w:rPr>
+                <w:rFonts w:ascii="Times New Roman" w:hAnsi="Times New Roman" w:cs="Times New Roman"/>
               </w:rPr>
             </w:pPr>
           </w:p>
@@ -569,6 +764,13 @@
                 <w:rFonts w:ascii="Times New Roman" w:hAnsi="Times New Roman" w:cs="Times New Roman"/>
               </w:rPr>
             </w:pPr>
+            <w:r>
+              <w:rPr>
+                <w:rFonts w:ascii="Times New Roman" w:hAnsi="Times New Roman" w:cs="Times New Roman"/>
+              </w:rPr>
+              <w:lastRenderedPageBreak/>
+              <w:t>Part 3</w:t>
+            </w:r>
           </w:p>
         </w:tc>
         <w:tc>
@@ -582,6 +784,12 @@
                 <w:rFonts w:ascii="Times New Roman" w:hAnsi="Times New Roman" w:cs="Times New Roman"/>
               </w:rPr>
             </w:pPr>
+            <w:r>
+              <w:rPr>
+                <w:rFonts w:ascii="Times New Roman" w:hAnsi="Times New Roman" w:cs="Times New Roman"/>
+              </w:rPr>
+              <w:t>By including aspects of the original code</w:t>
+            </w:r>
           </w:p>
         </w:tc>
       </w:tr>
@@ -596,6 +804,12 @@
                 <w:rFonts w:ascii="Times New Roman" w:hAnsi="Times New Roman" w:cs="Times New Roman"/>
               </w:rPr>
             </w:pPr>
+            <w:r>
+              <w:rPr>
+                <w:rFonts w:ascii="Times New Roman" w:hAnsi="Times New Roman" w:cs="Times New Roman"/>
+              </w:rPr>
+              <w:t>Gemini</w:t>
+            </w:r>
           </w:p>
         </w:tc>
         <w:tc>
@@ -608,6 +822,26 @@
                 <w:rFonts w:ascii="Times New Roman" w:hAnsi="Times New Roman" w:cs="Times New Roman"/>
               </w:rPr>
             </w:pPr>
+            <w:r>
+              <w:rPr>
+                <w:rFonts w:ascii="Times New Roman" w:hAnsi="Times New Roman" w:cs="Times New Roman"/>
+              </w:rPr>
+              <w:t>Ex.</w:t>
+            </w:r>
+            <w:proofErr w:type="gramStart"/>
+            <w:r>
+              <w:rPr>
+                <w:rFonts w:ascii="Times New Roman" w:hAnsi="Times New Roman" w:cs="Times New Roman"/>
+              </w:rPr>
+              <w:t>6 part</w:t>
+            </w:r>
+            <w:proofErr w:type="gramEnd"/>
+            <w:r>
+              <w:rPr>
+                <w:rFonts w:ascii="Times New Roman" w:hAnsi="Times New Roman" w:cs="Times New Roman"/>
+              </w:rPr>
+              <w:t xml:space="preserve"> 3</w:t>
+            </w:r>
           </w:p>
         </w:tc>
         <w:tc>
@@ -618,6 +852,62 @@
             <w:pPr>
               <w:rPr>
                 <w:rFonts w:ascii="Times New Roman" w:hAnsi="Times New Roman" w:cs="Times New Roman"/>
+                <w:b/>
+                <w:bCs/>
+                <w:lang w:val="en-GH"/>
+              </w:rPr>
+            </w:pPr>
+            <w:r>
+              <w:rPr>
+                <w:rFonts w:ascii="Times New Roman" w:hAnsi="Times New Roman" w:cs="Times New Roman"/>
+                <w:b/>
+                <w:bCs/>
+                <w:lang w:val="en-GH"/>
+              </w:rPr>
+              <w:t>For Exercise 6 (Matplotlib &amp; Seaborn Subplots)</w:t>
+            </w:r>
+          </w:p>
+          <w:p>
+            <w:pPr>
+              <w:rPr>
+                <w:rFonts w:ascii="Times New Roman" w:hAnsi="Times New Roman" w:cs="Times New Roman"/>
+                <w:lang w:val="en-GH"/>
+              </w:rPr>
+            </w:pPr>
+            <w:r>
+              <w:rPr>
+                <w:rFonts w:ascii="Times New Roman" w:hAnsi="Times New Roman" w:cs="Times New Roman"/>
+                <w:b/>
+                <w:bCs/>
+                <w:lang w:val="en-GH"/>
+              </w:rPr>
+              <w:t>"The assignment requires me to build a side-by-side graph and a 2x2 dashboard matrix using Seaborn. However, our Section 4.3 notes only show how to plot a single, standalone chart on a blank canvas. Can you show me the basic syntax for creating a subplot grid structure and routing standard Seaborn commands to specific target coordinates (</w:t>
+            </w:r>
+            <w:proofErr w:type="spellStart"/>
+            <w:r>
+              <w:rPr>
+                <w:rFonts w:ascii="Times New Roman" w:hAnsi="Times New Roman" w:cs="Times New Roman"/>
+                <w:b/>
+                <w:bCs/>
+                <w:lang w:val="en-GH"/>
+              </w:rPr>
+              <w:t>ax</w:t>
+            </w:r>
+            <w:proofErr w:type="spellEnd"/>
+            <w:r>
+              <w:rPr>
+                <w:rFonts w:ascii="Times New Roman" w:hAnsi="Times New Roman" w:cs="Times New Roman"/>
+                <w:b/>
+                <w:bCs/>
+                <w:lang w:val="en-GH"/>
+              </w:rPr>
+              <w:t>=axes[...])?"</w:t>
+            </w:r>
+          </w:p>
+          <w:p>
+            <w:pPr>
+              <w:rPr>
+                <w:rFonts w:ascii="Times New Roman" w:hAnsi="Times New Roman" w:cs="Times New Roman"/>
               </w:rPr>
             </w:pPr>
           </w:p>
@@ -632,6 +922,12 @@
                 <w:rFonts w:ascii="Times New Roman" w:hAnsi="Times New Roman" w:cs="Times New Roman"/>
               </w:rPr>
             </w:pPr>
+            <w:r>
+              <w:rPr>
+                <w:rFonts w:ascii="Times New Roman" w:hAnsi="Times New Roman" w:cs="Times New Roman"/>
+              </w:rPr>
+              <w:t>Part 3</w:t>
+            </w:r>
           </w:p>
         </w:tc>
         <w:tc>
@@ -644,6 +940,12 @@
                 <w:rFonts w:ascii="Times New Roman" w:hAnsi="Times New Roman" w:cs="Times New Roman"/>
               </w:rPr>
             </w:pPr>
+            <w:r>
+              <w:rPr>
+                <w:rFonts w:ascii="Times New Roman" w:hAnsi="Times New Roman" w:cs="Times New Roman"/>
+              </w:rPr>
+              <w:t>By supporting what I found with research online</w:t>
+            </w:r>
           </w:p>
         </w:tc>
       </w:tr>
@@ -658,6 +960,13 @@
                 <w:rFonts w:ascii="Times New Roman" w:hAnsi="Times New Roman" w:cs="Times New Roman"/>
               </w:rPr>
             </w:pPr>
+            <w:r>
+              <w:rPr>
+                <w:rFonts w:ascii="Times New Roman" w:hAnsi="Times New Roman" w:cs="Times New Roman"/>
+              </w:rPr>
+              <w:lastRenderedPageBreak/>
+              <w:t>Gemini</w:t>
+            </w:r>
           </w:p>
         </w:tc>
         <w:tc>
@@ -670,6 +979,24 @@
                 <w:rFonts w:ascii="Times New Roman" w:hAnsi="Times New Roman" w:cs="Times New Roman"/>
               </w:rPr>
             </w:pPr>
+            <w:r>
+              <w:rPr>
+                <w:rFonts w:ascii="Times New Roman" w:hAnsi="Times New Roman" w:cs="Times New Roman"/>
+              </w:rPr>
+              <w:t xml:space="preserve">Ex 5. Part 3, </w:t>
+            </w:r>
+            <w:r>
+              <w:rPr>
+                <w:rFonts w:ascii="Times New Roman" w:hAnsi="Times New Roman" w:cs="Times New Roman"/>
+              </w:rPr>
+              <w:br/>
+            </w:r>
+            <w:r>
+              <w:rPr>
+                <w:rFonts w:ascii="Times New Roman" w:hAnsi="Times New Roman" w:cs="Times New Roman"/>
+              </w:rPr>
+              <w:t>and others I might have forgotten</w:t>
+            </w:r>
           </w:p>
         </w:tc>
         <w:tc>
@@ -682,6 +1009,86 @@
                 <w:rFonts w:ascii="Times New Roman" w:hAnsi="Times New Roman" w:cs="Times New Roman"/>
               </w:rPr>
             </w:pPr>
+            <w:r>
+              <w:rPr>
+                <w:rFonts w:ascii="Times New Roman" w:hAnsi="Times New Roman" w:cs="Times New Roman"/>
+              </w:rPr>
+              <w:t xml:space="preserve"> </w:t>
+            </w:r>
+            <w:r>
+              <w:rPr>
+                <w:rFonts w:ascii="Times New Roman" w:hAnsi="Times New Roman" w:cs="Times New Roman"/>
+              </w:rPr>
+              <w:t>"</w:t>
+            </w:r>
+            <w:r>
+              <w:rPr>
+                <w:rFonts w:ascii="Times New Roman" w:hAnsi="Times New Roman" w:cs="Times New Roman"/>
+                <w:b/>
+                <w:bCs/>
+              </w:rPr>
+              <w:t xml:space="preserve">I need to assign rows to four different categories based on numeric ranges (like age groups and performance tiers). Our notes only show how to </w:t>
+            </w:r>
+            <w:proofErr w:type="gramStart"/>
+            <w:r>
+              <w:rPr>
+                <w:rFonts w:ascii="Times New Roman" w:hAnsi="Times New Roman" w:cs="Times New Roman"/>
+                <w:b/>
+                <w:bCs/>
+              </w:rPr>
+              <w:t>do</w:t>
+            </w:r>
+            <w:proofErr w:type="gramEnd"/>
+            <w:r>
+              <w:rPr>
+                <w:rFonts w:ascii="Times New Roman" w:hAnsi="Times New Roman" w:cs="Times New Roman"/>
+                <w:b/>
+                <w:bCs/>
+              </w:rPr>
+              <w:t xml:space="preserve"> a simple true/false pass/fail flag. Can you help me set up a multi-condition string mapping using basic </w:t>
+            </w:r>
+            <w:proofErr w:type="spellStart"/>
+            <w:r>
+              <w:rPr>
+                <w:rFonts w:ascii="Times New Roman" w:hAnsi="Times New Roman" w:cs="Times New Roman"/>
+                <w:b/>
+                <w:bCs/>
+              </w:rPr>
+              <w:t>boolean</w:t>
+            </w:r>
+            <w:proofErr w:type="spellEnd"/>
+            <w:r>
+              <w:rPr>
+                <w:rFonts w:ascii="Times New Roman" w:hAnsi="Times New Roman" w:cs="Times New Roman"/>
+                <w:b/>
+                <w:bCs/>
+              </w:rPr>
+              <w:t xml:space="preserve"> masks </w:t>
+            </w:r>
+            <w:proofErr w:type="gramStart"/>
+            <w:r>
+              <w:rPr>
+                <w:rFonts w:ascii="Times New Roman" w:hAnsi="Times New Roman" w:cs="Times New Roman"/>
+                <w:b/>
+                <w:bCs/>
+              </w:rPr>
+              <w:t>and .loc</w:t>
+            </w:r>
+            <w:proofErr w:type="gramEnd"/>
+            <w:r>
+              <w:rPr>
+                <w:rFonts w:ascii="Times New Roman" w:hAnsi="Times New Roman" w:cs="Times New Roman"/>
+                <w:b/>
+                <w:bCs/>
+              </w:rPr>
+              <w:t>[] so that it matches the filtering syntax taught in Section 4.2?</w:t>
+            </w:r>
+            <w:r>
+              <w:rPr>
+                <w:rFonts w:ascii="Times New Roman" w:hAnsi="Times New Roman" w:cs="Times New Roman"/>
+              </w:rPr>
+              <w:t>"</w:t>
+            </w:r>
           </w:p>
         </w:tc>
         <w:tc>
@@ -877,6 +1284,12 @@
                 <w:rFonts w:ascii="Times New Roman" w:hAnsi="Times New Roman" w:cs="Times New Roman"/>
               </w:rPr>
             </w:pPr>
+            <w:r>
+              <w:rPr>
+                <w:rFonts w:ascii="Times New Roman" w:hAnsi="Times New Roman" w:cs="Times New Roman"/>
+              </w:rPr>
+              <w:t>Yes</w:t>
+            </w:r>
           </w:p>
         </w:tc>
         <w:tc>
@@ -926,6 +1339,12 @@
                 <w:rFonts w:ascii="Times New Roman" w:hAnsi="Times New Roman" w:cs="Times New Roman"/>
               </w:rPr>
             </w:pPr>
+            <w:r>
+              <w:rPr>
+                <w:rFonts w:ascii="Times New Roman" w:hAnsi="Times New Roman" w:cs="Times New Roman"/>
+              </w:rPr>
+              <w:t>Yes</w:t>
+            </w:r>
           </w:p>
         </w:tc>
         <w:tc>
@@ -975,6 +1394,12 @@
                 <w:rFonts w:ascii="Times New Roman" w:hAnsi="Times New Roman" w:cs="Times New Roman"/>
               </w:rPr>
             </w:pPr>
+            <w:r>
+              <w:rPr>
+                <w:rFonts w:ascii="Times New Roman" w:hAnsi="Times New Roman" w:cs="Times New Roman"/>
+              </w:rPr>
+              <w:t>Yes</w:t>
+            </w:r>
           </w:p>
         </w:tc>
         <w:tc>
@@ -1024,6 +1449,12 @@
                 <w:rFonts w:ascii="Times New Roman" w:hAnsi="Times New Roman" w:cs="Times New Roman"/>
               </w:rPr>
             </w:pPr>
+            <w:r>
+              <w:rPr>
+                <w:rFonts w:ascii="Times New Roman" w:hAnsi="Times New Roman" w:cs="Times New Roman"/>
+              </w:rPr>
+              <w:t>No</w:t>
+            </w:r>
           </w:p>
         </w:tc>
         <w:tc>
@@ -1073,6 +1504,12 @@
                 <w:rFonts w:ascii="Times New Roman" w:hAnsi="Times New Roman" w:cs="Times New Roman"/>
               </w:rPr>
             </w:pPr>
+            <w:r>
+              <w:rPr>
+                <w:rFonts w:ascii="Times New Roman" w:hAnsi="Times New Roman" w:cs="Times New Roman"/>
+              </w:rPr>
+              <w:t>Yes</w:t>
+            </w:r>
           </w:p>
         </w:tc>
         <w:tc>
@@ -1122,6 +1559,12 @@
                 <w:rFonts w:ascii="Times New Roman" w:hAnsi="Times New Roman" w:cs="Times New Roman"/>
               </w:rPr>
             </w:pPr>
+            <w:r>
+              <w:rPr>
+                <w:rFonts w:ascii="Times New Roman" w:hAnsi="Times New Roman" w:cs="Times New Roman"/>
+              </w:rPr>
+              <w:t>Yes</w:t>
+            </w:r>
           </w:p>
         </w:tc>
         <w:tc>
@@ -1172,7 +1615,6 @@
           <w:b/>
           <w:bCs/>
         </w:rPr>
-        <w:lastRenderedPageBreak/>
         <w:t>4. Student Declaration</w:t>
       </w:r>
     </w:p>
@@ -1217,6 +1659,7 @@
                 <w:b/>
                 <w:bCs/>
               </w:rPr>
+              <w:lastRenderedPageBreak/>
               <w:t>Declaration Statement</w:t>
             </w:r>
           </w:p>
@@ -1273,6 +1716,12 @@
                 <w:rFonts w:ascii="Times New Roman" w:hAnsi="Times New Roman" w:cs="Times New Roman"/>
               </w:rPr>
             </w:pPr>
+            <w:r>
+              <w:rPr>
+                <w:rFonts w:ascii="Times New Roman" w:hAnsi="Times New Roman" w:cs="Times New Roman"/>
+              </w:rPr>
+              <w:t>Yes</w:t>
+            </w:r>
           </w:p>
         </w:tc>
       </w:tr>
@@ -1306,6 +1755,12 @@
                 <w:rFonts w:ascii="Times New Roman" w:hAnsi="Times New Roman" w:cs="Times New Roman"/>
               </w:rPr>
             </w:pPr>
+            <w:r>
+              <w:rPr>
+                <w:rFonts w:ascii="Times New Roman" w:hAnsi="Times New Roman" w:cs="Times New Roman"/>
+              </w:rPr>
+              <w:t>Yes</w:t>
+            </w:r>
           </w:p>
         </w:tc>
       </w:tr>
@@ -1339,6 +1794,12 @@
                 <w:rFonts w:ascii="Times New Roman" w:hAnsi="Times New Roman" w:cs="Times New Roman"/>
               </w:rPr>
             </w:pPr>
+            <w:r>
+              <w:rPr>
+                <w:rFonts w:ascii="Times New Roman" w:hAnsi="Times New Roman" w:cs="Times New Roman"/>
+              </w:rPr>
+              <w:t>Yes</w:t>
+            </w:r>
           </w:p>
         </w:tc>
       </w:tr>
@@ -1372,6 +1833,12 @@
                 <w:rFonts w:ascii="Times New Roman" w:hAnsi="Times New Roman" w:cs="Times New Roman"/>
               </w:rPr>
             </w:pPr>
+            <w:r>
+              <w:rPr>
+                <w:rFonts w:ascii="Times New Roman" w:hAnsi="Times New Roman" w:cs="Times New Roman"/>
+              </w:rPr>
+              <w:t>Not all</w:t>
+            </w:r>
           </w:p>
         </w:tc>
       </w:tr>
@@ -1405,6 +1872,12 @@
                 <w:rFonts w:ascii="Times New Roman" w:hAnsi="Times New Roman" w:cs="Times New Roman"/>
               </w:rPr>
             </w:pPr>
+            <w:r>
+              <w:rPr>
+                <w:rFonts w:ascii="Times New Roman" w:hAnsi="Times New Roman" w:cs="Times New Roman"/>
+              </w:rPr>
+              <w:t>Yes</w:t>
+            </w:r>
           </w:p>
         </w:tc>
       </w:tr>
@@ -1487,7 +1960,32 @@
         <w:rPr>
           <w:rFonts w:ascii="Times New Roman" w:hAnsi="Times New Roman" w:cs="Times New Roman"/>
         </w:rPr>
-        <w:t xml:space="preserve"> ___________________________________________</w:t>
+        <w:t xml:space="preserve"> ________</w:t>
+      </w:r>
+      <w:r>
+        <w:rPr>
+          <w:rFonts w:ascii="Times New Roman" w:hAnsi="Times New Roman" w:cs="Times New Roman"/>
+        </w:rPr>
+        <w:t>5</w:t>
+      </w:r>
+      <w:r>
+        <w:rPr>
+          <w:rFonts w:ascii="Times New Roman" w:hAnsi="Times New Roman" w:cs="Times New Roman"/>
+          <w:vertAlign w:val="superscript"/>
+        </w:rPr>
+        <w:t>th</w:t>
+      </w:r>
+      <w:r>
+        <w:rPr>
+          <w:rFonts w:ascii="Times New Roman" w:hAnsi="Times New Roman" w:cs="Times New Roman"/>
+        </w:rPr>
+        <w:t xml:space="preserve"> June,2026</w:t>
+      </w:r>
+      <w:r>
+        <w:rPr>
+          <w:rFonts w:ascii="Times New Roman" w:hAnsi="Times New Roman" w:cs="Times New Roman"/>
+        </w:rPr>
+        <w:t>___________________________________</w:t>
       </w:r>
     </w:p>
     <w:p>
@@ -1496,6 +1994,202 @@
           <w:rFonts w:ascii="Times New Roman" w:hAnsi="Times New Roman" w:cs="Times New Roman"/>
         </w:rPr>
       </w:pPr>
+      <w:r>
+        <w:rPr>
+          <w:rFonts w:ascii="Times New Roman" w:hAnsi="Times New Roman" w:cs="Times New Roman"/>
+        </w:rPr>
+        <w:drawing>
+          <wp:inline distT="0" distB="0" distL="0" distR="0" wp14:anchorId="46C88436" wp14:editId="5D509E09">
+            <wp:extent cx="5943600" cy="1490980"/>
+            <wp:effectExtent l="0" t="0" r="0" b="0"/>
+            <wp:docPr id="710225902" name="Picture 1"/>
+            <wp:cNvGraphicFramePr>
+              <a:graphicFrameLocks xmlns:a="http://schemas.openxmlformats.org/drawingml/2006/main" noChangeAspect="1"/>
+            </wp:cNvGraphicFramePr>
+            <a:graphic xmlns:a="http://schemas.openxmlformats.org/drawingml/2006/main">
+              <a:graphicData uri="http://schemas.openxmlformats.org/drawingml/2006/picture">
+                <pic:pic xmlns:pic="http://schemas.openxmlformats.org/drawingml/2006/picture">
+                  <pic:nvPicPr>
+                    <pic:cNvPr id="710225902" name=""/>
+                    <pic:cNvPicPr/>
+                  </pic:nvPicPr>
+                  <pic:blipFill>
+                    <a:blip r:embed="rId5"/>
+                    <a:stretch>
+                      <a:fillRect/>
+                    </a:stretch>
+                  </pic:blipFill>
+                  <pic:spPr>
+                    <a:xfrm>
+                      <a:off x="0" y="0"/>
+                      <a:ext cx="5943600" cy="1490980"/>
+                    </a:xfrm>
+                    <a:prstGeom prst="rect">
+                      <a:avLst/>
+                    </a:prstGeom>
+                  </pic:spPr>
+                </pic:pic>
+              </a:graphicData>
+            </a:graphic>
+          </wp:inline>
+        </w:drawing>
+      </w:r>
+    </w:p>
+    <w:p>
+      <w:pPr>
+        <w:rPr>
+          <w:rFonts w:ascii="Times New Roman" w:hAnsi="Times New Roman" w:cs="Times New Roman"/>
+        </w:rPr>
+      </w:pPr>
+    </w:p>
+    <w:p>
+      <w:pPr>
+        <w:rPr>
+          <w:rFonts w:ascii="Times New Roman" w:hAnsi="Times New Roman" w:cs="Times New Roman"/>
+        </w:rPr>
+      </w:pPr>
+      <w:r>
+        <w:rPr>
+          <w:rFonts w:ascii="Times New Roman" w:hAnsi="Times New Roman" w:cs="Times New Roman"/>
+        </w:rPr>
+        <w:drawing>
+          <wp:inline distT="0" distB="0" distL="0" distR="0" wp14:anchorId="61B413D1" wp14:editId="45986982">
+            <wp:extent cx="5943600" cy="2446020"/>
+            <wp:effectExtent l="0" t="0" r="0" b="0"/>
+            <wp:docPr id="1825369666" name="Picture 1"/>
+            <wp:cNvGraphicFramePr>
+              <a:graphicFrameLocks xmlns:a="http://schemas.openxmlformats.org/drawingml/2006/main" noChangeAspect="1"/>
+            </wp:cNvGraphicFramePr>
+            <a:graphic xmlns:a="http://schemas.openxmlformats.org/drawingml/2006/main">
+              <a:graphicData uri="http://schemas.openxmlformats.org/drawingml/2006/picture">
+                <pic:pic xmlns:pic="http://schemas.openxmlformats.org/drawingml/2006/picture">
+                  <pic:nvPicPr>
+                    <pic:cNvPr id="1825369666" name=""/>
+                    <pic:cNvPicPr/>
+                  </pic:nvPicPr>
+                  <pic:blipFill>
+                    <a:blip r:embed="rId6"/>
+                    <a:stretch>
+                      <a:fillRect/>
+                    </a:stretch>
+                  </pic:blipFill>
+                  <pic:spPr>
+                    <a:xfrm>
+                      <a:off x="0" y="0"/>
+                      <a:ext cx="5943600" cy="2446020"/>
+                    </a:xfrm>
+                    <a:prstGeom prst="rect">
+                      <a:avLst/>
+                    </a:prstGeom>
+                  </pic:spPr>
+                </pic:pic>
+              </a:graphicData>
+            </a:graphic>
+          </wp:inline>
+        </w:drawing>
+      </w:r>
+    </w:p>
+    <w:p>
+      <w:pPr>
+        <w:rPr>
+          <w:rFonts w:ascii="Times New Roman" w:hAnsi="Times New Roman" w:cs="Times New Roman"/>
+        </w:rPr>
+      </w:pPr>
+    </w:p>
+    <w:p>
+      <w:pPr>
+        <w:rPr>
+          <w:rFonts w:ascii="Times New Roman" w:hAnsi="Times New Roman" w:cs="Times New Roman"/>
+        </w:rPr>
+      </w:pPr>
+      <w:r>
+        <w:rPr>
+          <w:rFonts w:ascii="Times New Roman" w:hAnsi="Times New Roman" w:cs="Times New Roman"/>
+        </w:rPr>
+        <w:lastRenderedPageBreak/>
+        <w:drawing>
+          <wp:inline distT="0" distB="0" distL="0" distR="0" wp14:anchorId="6C5F1991" wp14:editId="4FDF7A63">
+            <wp:extent cx="5943600" cy="1355725"/>
+            <wp:effectExtent l="0" t="0" r="0" b="0"/>
+            <wp:docPr id="421299548" name="Picture 1"/>
+            <wp:cNvGraphicFramePr>
+              <a:graphicFrameLocks xmlns:a="http://schemas.openxmlformats.org/drawingml/2006/main" noChangeAspect="1"/>
+            </wp:cNvGraphicFramePr>
+            <a:graphic xmlns:a="http://schemas.openxmlformats.org/drawingml/2006/main">
+              <a:graphicData uri="http://schemas.openxmlformats.org/drawingml/2006/picture">
+                <pic:pic xmlns:pic="http://schemas.openxmlformats.org/drawingml/2006/picture">
+                  <pic:nvPicPr>
+                    <pic:cNvPr id="421299548" name=""/>
+                    <pic:cNvPicPr/>
+                  </pic:nvPicPr>
+                  <pic:blipFill>
+                    <a:blip r:embed="rId7"/>
+                    <a:stretch>
+                      <a:fillRect/>
+                    </a:stretch>
+                  </pic:blipFill>
+                  <pic:spPr>
+                    <a:xfrm>
+                      <a:off x="0" y="0"/>
+                      <a:ext cx="5943600" cy="1355725"/>
+                    </a:xfrm>
+                    <a:prstGeom prst="rect">
+                      <a:avLst/>
+                    </a:prstGeom>
+                  </pic:spPr>
+                </pic:pic>
+              </a:graphicData>
+            </a:graphic>
+          </wp:inline>
+        </w:drawing>
+      </w:r>
+    </w:p>
+    <w:p>
+      <w:pPr>
+        <w:rPr>
+          <w:rFonts w:ascii="Times New Roman" w:hAnsi="Times New Roman" w:cs="Times New Roman"/>
+        </w:rPr>
+      </w:pPr>
+      <w:r>
+        <w:rPr>
+          <w:rFonts w:ascii="Times New Roman" w:hAnsi="Times New Roman" w:cs="Times New Roman"/>
+        </w:rPr>
+        <w:drawing>
+          <wp:inline distT="0" distB="0" distL="0" distR="0" wp14:anchorId="7BB6873E" wp14:editId="40D782B2">
+            <wp:extent cx="5943600" cy="1627505"/>
+            <wp:effectExtent l="0" t="0" r="0" b="0"/>
+            <wp:docPr id="224979374" name="Picture 1"/>
+            <wp:cNvGraphicFramePr>
+              <a:graphicFrameLocks xmlns:a="http://schemas.openxmlformats.org/drawingml/2006/main" noChangeAspect="1"/>
+            </wp:cNvGraphicFramePr>
+            <a:graphic xmlns:a="http://schemas.openxmlformats.org/drawingml/2006/main">
+              <a:graphicData uri="http://schemas.openxmlformats.org/drawingml/2006/picture">
+                <pic:pic xmlns:pic="http://schemas.openxmlformats.org/drawingml/2006/picture">
+                  <pic:nvPicPr>
+                    <pic:cNvPr id="224979374" name=""/>
+                    <pic:cNvPicPr/>
+                  </pic:nvPicPr>
+                  <pic:blipFill>
+                    <a:blip r:embed="rId8"/>
+                    <a:stretch>
+                      <a:fillRect/>
+                    </a:stretch>
+                  </pic:blipFill>
+                  <pic:spPr>
+                    <a:xfrm>
+                      <a:off x="0" y="0"/>
+                      <a:ext cx="5943600" cy="1627505"/>
+                    </a:xfrm>
+                    <a:prstGeom prst="rect">
+                      <a:avLst/>
+                    </a:prstGeom>
+                  </pic:spPr>
+                </pic:pic>
+              </a:graphicData>
+            </a:graphic>
+          </wp:inline>
+        </w:drawing>
+      </w:r>
     </w:p>
     <w:sectPr>
       <w:pgSz w:w="12240" w:h="15840"/>
@@ -1508,7 +2202,7 @@
 </file>
 
 <file path=word/styles.xml><?xml version="1.0" encoding="utf-8"?>
-<w:styles xmlns:mc="http://schemas.openxmlformats.org/markup-compatibility/2006" xmlns:r="http://schemas.openxmlformats.org/officeDocument/2006/relationships" xmlns:w="http://schemas.openxmlformats.org/wordprocessingml/2006/main" xmlns:w14="http://schemas.microsoft.com/office/word/2010/wordml" xmlns:w15="http://schemas.microsoft.com/office/word/2012/wordml" xmlns:w16cex="http://schemas.microsoft.com/office/word/2018/wordml/cex" xmlns:w16cid="http://schemas.microsoft.com/office/word/2016/wordml/cid" xmlns:w16="http://schemas.microsoft.com/office/word/2018/wordml" xmlns:w16sdtdh="http://schemas.microsoft.com/office/word/2020/wordml/sdtdatahash" xmlns:w16se="http://schemas.microsoft.com/office/word/2015/wordml/symex" mc:Ignorable="w14 w15 w16se w16cid w16 w16cex w16sdtdh">
+<w:styles xmlns:mc="http://schemas.openxmlformats.org/markup-compatibility/2006" xmlns:r="http://schemas.openxmlformats.org/officeDocument/2006/relationships" xmlns:w="http://schemas.openxmlformats.org/wordprocessingml/2006/main" xmlns:w14="http://schemas.microsoft.com/office/word/2010/wordml" xmlns:w15="http://schemas.microsoft.com/office/word/2012/wordml" xmlns:w16cex="http://schemas.microsoft.com/office/word/2018/wordml/cex" xmlns:w16cid="http://schemas.microsoft.com/office/word/2016/wordml/cid" xmlns:w16="http://schemas.microsoft.com/office/word/2018/wordml" xmlns:w16du="http://schemas.microsoft.com/office/word/2023/wordml/word16du" xmlns:w16sdtdh="http://schemas.microsoft.com/office/word/2020/wordml/sdtdatahash" xmlns:w16sdtfl="http://schemas.microsoft.com/office/word/2024/wordml/sdtformatlock" xmlns:w16se="http://schemas.microsoft.com/office/word/2015/wordml/symex" mc:Ignorable="w14 w15 w16se w16cid w16 w16cex w16sdtdh w16sdtfl w16du">
   <w:docDefaults>
     <w:rPrDefault>
       <w:rPr>
@@ -2442,6 +3136,29 @@
       </w:tblBorders>
     </w:tblPr>
   </w:style>
+  <w:style w:type="character" w:styleId="Hyperlink">
+    <w:name w:val="Hyperlink"/>
+    <w:basedOn w:val="DefaultParagraphFont"/>
+    <w:uiPriority w:val="99"/>
+    <w:unhideWhenUsed/>
+    <w:rsid w:val="00A96047"/>
+    <w:rPr>
+      <w:color w:val="467886" w:themeColor="hyperlink"/>
+      <w:u w:val="single"/>
+    </w:rPr>
+  </w:style>
+  <w:style w:type="character" w:styleId="UnresolvedMention">
+    <w:name w:val="Unresolved Mention"/>
+    <w:basedOn w:val="DefaultParagraphFont"/>
+    <w:uiPriority w:val="99"/>
+    <w:semiHidden/>
+    <w:unhideWhenUsed/>
+    <w:rsid w:val="00A96047"/>
+    <w:rPr>
+      <w:color w:val="605E5C"/>
+      <w:shd w:val="clear" w:color="auto" w:fill="E1DFDD"/>
+    </w:rPr>
+  </w:style>
 </w:styles>
 </file>
 
